--- a/Python/Top_50_Python_Theory_QA.docx
+++ b/Python/Top_50_Python_Theory_QA.docx
@@ -13,6 +13,12 @@
         <w:rPr>
           <w:rFonts w:ascii="Cambria" w:hAnsi="Cambria"/>
         </w:rPr>
+        <w:t xml:space="preserve"> </w:t>
+      </w:r>
+      <w:r>
+        <w:rPr>
+          <w:rFonts w:ascii="Cambria" w:hAnsi="Cambria"/>
+        </w:rPr>
         <w:t>Top 50 Python Theory Questions and Answers</w:t>
       </w:r>
     </w:p>
@@ -38,9 +44,7 @@
         </w:rPr>
       </w:pPr>
       <w:r>
-        <w:rPr>
-          <w:rFonts w:ascii="Cambria" w:hAnsi="Cambria"/>
-        </w:rPr>
+        <w:rPr/>
         <w:t>Python is a high-level, interpreted programming language known for its simplicity and readability.</w:t>
       </w:r>
     </w:p>
@@ -66,9 +70,7 @@
         </w:rPr>
       </w:pPr>
       <w:r>
-        <w:rPr>
-          <w:rFonts w:ascii="Cambria" w:hAnsi="Cambria"/>
-        </w:rPr>
+        <w:rPr/>
         <w:t>Easy to learn, interpreted, dynamically typed, object-oriented, vast libraries, and open source.</w:t>
       </w:r>
     </w:p>
@@ -94,9 +96,7 @@
         </w:rPr>
       </w:pPr>
       <w:r>
-        <w:rPr>
-          <w:rFonts w:ascii="Cambria" w:hAnsi="Cambria"/>
-        </w:rPr>
+        <w:rPr/>
         <w:t>Simply assign a value: x = 10.</w:t>
       </w:r>
     </w:p>
@@ -122,9 +122,7 @@
         </w:rPr>
       </w:pPr>
       <w:r>
-        <w:rPr>
-          <w:rFonts w:ascii="Cambria" w:hAnsi="Cambria"/>
-        </w:rPr>
+        <w:rPr/>
         <w:t>int, float, str, bool, list, tuple, dict, set.</w:t>
       </w:r>
     </w:p>
@@ -150,9 +148,7 @@
         </w:rPr>
       </w:pPr>
       <w:r>
-        <w:rPr>
-          <w:rFonts w:ascii="Cambria" w:hAnsi="Cambria"/>
-        </w:rPr>
+        <w:rPr/>
         <w:t>Lists are ordered, mutable collections. Example: [1, 2, 3].</w:t>
       </w:r>
     </w:p>
@@ -178,9 +174,7 @@
         </w:rPr>
       </w:pPr>
       <w:r>
-        <w:rPr>
-          <w:rFonts w:ascii="Cambria" w:hAnsi="Cambria"/>
-        </w:rPr>
+        <w:rPr/>
         <w:t>Tuples are immutable; lists are mutable.</w:t>
       </w:r>
     </w:p>
@@ -206,9 +200,7 @@
         </w:rPr>
       </w:pPr>
       <w:r>
-        <w:rPr>
-          <w:rFonts w:ascii="Cambria" w:hAnsi="Cambria"/>
-        </w:rPr>
+        <w:rPr/>
         <w:t>A collection of key-value pairs. Example: {'name': 'John', 'age': 30}.</w:t>
       </w:r>
     </w:p>
@@ -234,9 +226,7 @@
         </w:rPr>
       </w:pPr>
       <w:r>
-        <w:rPr>
-          <w:rFonts w:ascii="Cambria" w:hAnsi="Cambria"/>
-        </w:rPr>
+        <w:rPr/>
         <w:t>An unordered collection of unique items. Example: {1, 2, 3}.</w:t>
       </w:r>
     </w:p>
@@ -262,9 +252,7 @@
         </w:rPr>
       </w:pPr>
       <w:r>
-        <w:rPr>
-          <w:rFonts w:ascii="Cambria" w:hAnsi="Cambria"/>
-        </w:rPr>
+        <w:rPr/>
         <w:t>Using input(): name = input('Enter name: ')</w:t>
       </w:r>
     </w:p>
@@ -290,9 +278,7 @@
         </w:rPr>
       </w:pPr>
       <w:r>
-        <w:rPr>
-          <w:rFonts w:ascii="Cambria" w:hAnsi="Cambria"/>
-        </w:rPr>
+        <w:rPr/>
         <w:t>Using print(): print('Hello')</w:t>
       </w:r>
     </w:p>
@@ -318,9 +304,7 @@
         </w:rPr>
       </w:pPr>
       <w:r>
-        <w:rPr>
-          <w:rFonts w:ascii="Cambria" w:hAnsi="Cambria"/>
-        </w:rPr>
+        <w:rPr/>
         <w:t>They control flow: if, elif, else.</w:t>
       </w:r>
     </w:p>
@@ -346,9 +330,7 @@
         </w:rPr>
       </w:pPr>
       <w:r>
-        <w:rPr>
-          <w:rFonts w:ascii="Cambria" w:hAnsi="Cambria"/>
-        </w:rPr>
+        <w:rPr/>
         <w:t>for and while loops to iterate over sequences or run until a condition.</w:t>
       </w:r>
     </w:p>
@@ -374,9 +356,7 @@
         </w:rPr>
       </w:pPr>
       <w:r>
-        <w:rPr>
-          <w:rFonts w:ascii="Cambria" w:hAnsi="Cambria"/>
-        </w:rPr>
+        <w:rPr/>
         <w:t>break exits loop; continue skips current iteration.</w:t>
       </w:r>
     </w:p>
@@ -402,9 +382,7 @@
         </w:rPr>
       </w:pPr>
       <w:r>
-        <w:rPr>
-          <w:rFonts w:ascii="Cambria" w:hAnsi="Cambria"/>
-        </w:rPr>
+        <w:rPr/>
         <w:t>A block of reusable code defined with def.</w:t>
       </w:r>
     </w:p>
@@ -430,9 +408,7 @@
         </w:rPr>
       </w:pPr>
       <w:r>
-        <w:rPr>
-          <w:rFonts w:ascii="Cambria" w:hAnsi="Cambria"/>
-        </w:rPr>
+        <w:rPr/>
         <w:t>Parameters are in function definition; arguments are in function call.</w:t>
       </w:r>
     </w:p>
@@ -458,9 +434,7 @@
         </w:rPr>
       </w:pPr>
       <w:r>
-        <w:rPr>
-          <w:rFonts w:ascii="Cambria" w:hAnsi="Cambria"/>
-        </w:rPr>
+        <w:rPr/>
         <w:t>It returns a value from a function.</w:t>
       </w:r>
     </w:p>
@@ -486,9 +460,7 @@
         </w:rPr>
       </w:pPr>
       <w:r>
-        <w:rPr>
-          <w:rFonts w:ascii="Cambria" w:hAnsi="Cambria"/>
-        </w:rPr>
+        <w:rPr/>
         <w:t>Indentation is used to define code blocks.</w:t>
       </w:r>
     </w:p>
@@ -514,9 +486,7 @@
         </w:rPr>
       </w:pPr>
       <w:r>
-        <w:rPr>
-          <w:rFonts w:ascii="Cambria" w:hAnsi="Cambria"/>
-        </w:rPr>
+        <w:rPr/>
         <w:t>Non-executing lines used for documentation, starting with #.</w:t>
       </w:r>
     </w:p>
@@ -542,9 +512,7 @@
         </w:rPr>
       </w:pPr>
       <w:r>
-        <w:rPr>
-          <w:rFonts w:ascii="Cambria" w:hAnsi="Cambria"/>
-        </w:rPr>
+        <w:rPr/>
         <w:t>Using try-except blocks.</w:t>
       </w:r>
     </w:p>
@@ -570,9 +538,7 @@
         </w:rPr>
       </w:pPr>
       <w:r>
-        <w:rPr>
-          <w:rFonts w:ascii="Cambria" w:hAnsi="Cambria"/>
-        </w:rPr>
+        <w:rPr/>
         <w:t>It represents the absence of a value.</w:t>
       </w:r>
     </w:p>
@@ -598,9 +564,7 @@
         </w:rPr>
       </w:pPr>
       <w:r>
-        <w:rPr>
-          <w:rFonts w:ascii="Cambria" w:hAnsi="Cambria"/>
-        </w:rPr>
+        <w:rPr/>
         <w:t>Concise way to create lists. Example: [x for x in range(5)].</w:t>
       </w:r>
     </w:p>
@@ -626,10 +590,12 @@
         </w:rPr>
       </w:pPr>
       <w:r>
-        <w:rPr>
-          <w:rFonts w:ascii="Cambria" w:hAnsi="Cambria"/>
-        </w:rPr>
-        <w:t>An anonymous function. Example: lambda x: x*x.</w:t>
+        <w:rPr/>
+        <w:t xml:space="preserve">An anonymous function. Example: lambda x: x*x. </w:t>
+      </w:r>
+      <w:r>
+        <w:rPr/>
+        <w:t>Anonymous function means a function without a name.</w:t>
       </w:r>
     </w:p>
     <w:p>
@@ -654,9 +620,7 @@
         </w:rPr>
       </w:pPr>
       <w:r>
-        <w:rPr>
-          <w:rFonts w:ascii="Cambria" w:hAnsi="Cambria"/>
-        </w:rPr>
+        <w:rPr/>
         <w:t>*args: variable positional args, **kwargs: variable keyword args.</w:t>
       </w:r>
     </w:p>
@@ -682,9 +646,7 @@
         </w:rPr>
       </w:pPr>
       <w:r>
-        <w:rPr>
-          <w:rFonts w:ascii="Cambria" w:hAnsi="Cambria"/>
-        </w:rPr>
+        <w:rPr/>
         <w:t>It defines where the variable is accessible.</w:t>
       </w:r>
     </w:p>
@@ -710,9 +672,7 @@
         </w:rPr>
       </w:pPr>
       <w:r>
-        <w:rPr>
-          <w:rFonts w:ascii="Cambria" w:hAnsi="Cambria"/>
-        </w:rPr>
+        <w:rPr/>
         <w:t>A file containing Python code (.py) to reuse functionality.</w:t>
       </w:r>
     </w:p>
@@ -738,9 +698,7 @@
         </w:rPr>
       </w:pPr>
       <w:r>
-        <w:rPr>
-          <w:rFonts w:ascii="Cambria" w:hAnsi="Cambria"/>
-        </w:rPr>
+        <w:rPr/>
         <w:t>A directory with __init__.py that contains modules.</w:t>
       </w:r>
     </w:p>
@@ -766,9 +724,7 @@
         </w:rPr>
       </w:pPr>
       <w:r>
-        <w:rPr>
-          <w:rFonts w:ascii="Cambria" w:hAnsi="Cambria"/>
-        </w:rPr>
+        <w:rPr/>
         <w:t>Using import statement. Example: import math.</w:t>
       </w:r>
     </w:p>
@@ -794,9 +750,7 @@
         </w:rPr>
       </w:pPr>
       <w:r>
-        <w:rPr>
-          <w:rFonts w:ascii="Cambria" w:hAnsi="Cambria"/>
-        </w:rPr>
+        <w:rPr/>
         <w:t>A function calling itself.</w:t>
       </w:r>
     </w:p>
@@ -822,9 +776,7 @@
         </w:rPr>
       </w:pPr>
       <w:r>
-        <w:rPr>
-          <w:rFonts w:ascii="Cambria" w:hAnsi="Cambria"/>
-        </w:rPr>
+        <w:rPr/>
         <w:t>A documentation string for functions, classes, or modules.</w:t>
       </w:r>
     </w:p>
@@ -850,9 +802,7 @@
         </w:rPr>
       </w:pPr>
       <w:r>
-        <w:rPr>
-          <w:rFonts w:ascii="Cambria" w:hAnsi="Cambria"/>
-        </w:rPr>
+        <w:rPr/>
         <w:t>'is' checks identity; '==' checks value equality.</w:t>
       </w:r>
     </w:p>
@@ -878,9 +828,7 @@
         </w:rPr>
       </w:pPr>
       <w:r>
-        <w:rPr>
-          <w:rFonts w:ascii="Cambria" w:hAnsi="Cambria"/>
-        </w:rPr>
+        <w:rPr/>
         <w:t>A blueprint for creating objects.</w:t>
       </w:r>
     </w:p>
@@ -906,9 +854,7 @@
         </w:rPr>
       </w:pPr>
       <w:r>
-        <w:rPr>
-          <w:rFonts w:ascii="Cambria" w:hAnsi="Cambria"/>
-        </w:rPr>
+        <w:rPr/>
         <w:t>The constructor method called when an object is created.</w:t>
       </w:r>
     </w:p>
@@ -934,9 +880,7 @@
         </w:rPr>
       </w:pPr>
       <w:r>
-        <w:rPr>
-          <w:rFonts w:ascii="Cambria" w:hAnsi="Cambria"/>
-        </w:rPr>
+        <w:rPr/>
         <w:t>A mechanism where one class inherits properties from another.</w:t>
       </w:r>
     </w:p>
@@ -962,9 +906,7 @@
         </w:rPr>
       </w:pPr>
       <w:r>
-        <w:rPr>
-          <w:rFonts w:ascii="Cambria" w:hAnsi="Cambria"/>
-        </w:rPr>
+        <w:rPr/>
         <w:t>The ability to use functions/classes in multiple forms.</w:t>
       </w:r>
     </w:p>
@@ -990,9 +932,7 @@
         </w:rPr>
       </w:pPr>
       <w:r>
-        <w:rPr>
-          <w:rFonts w:ascii="Cambria" w:hAnsi="Cambria"/>
-        </w:rPr>
+        <w:rPr/>
         <w:t>Hiding internal object details from outside access.</w:t>
       </w:r>
     </w:p>
@@ -1018,9 +958,7 @@
         </w:rPr>
       </w:pPr>
       <w:r>
-        <w:rPr>
-          <w:rFonts w:ascii="Cambria" w:hAnsi="Cambria"/>
-        </w:rPr>
+        <w:rPr/>
         <w:t>A function that returns an iterator using yield.</w:t>
       </w:r>
     </w:p>
@@ -1046,9 +984,7 @@
         </w:rPr>
       </w:pPr>
       <w:r>
-        <w:rPr>
-          <w:rFonts w:ascii="Cambria" w:hAnsi="Cambria"/>
-        </w:rPr>
+        <w:rPr/>
         <w:t>An object with __iter__() and __next__() methods.</w:t>
       </w:r>
     </w:p>
@@ -1074,9 +1010,7 @@
         </w:rPr>
       </w:pPr>
       <w:r>
-        <w:rPr>
-          <w:rFonts w:ascii="Cambria" w:hAnsi="Cambria"/>
-        </w:rPr>
+        <w:rPr/>
         <w:t>Functions that modify other functions. Example: @decorator.</w:t>
       </w:r>
     </w:p>
@@ -1102,9 +1036,7 @@
         </w:rPr>
       </w:pPr>
       <w:r>
-        <w:rPr>
-          <w:rFonts w:ascii="Cambria" w:hAnsi="Cambria"/>
-        </w:rPr>
+        <w:rPr/>
         <w:t>Manages resources using 'with' statement.</w:t>
       </w:r>
     </w:p>
@@ -1130,9 +1062,7 @@
         </w:rPr>
       </w:pPr>
       <w:r>
-        <w:rPr>
-          <w:rFonts w:ascii="Cambria" w:hAnsi="Cambria"/>
-        </w:rPr>
+        <w:rPr/>
         <w:t>Running multiple threads concurrently.</w:t>
       </w:r>
     </w:p>
@@ -1158,9 +1088,7 @@
         </w:rPr>
       </w:pPr>
       <w:r>
-        <w:rPr>
-          <w:rFonts w:ascii="Cambria" w:hAnsi="Cambria"/>
-        </w:rPr>
+        <w:rPr/>
         <w:t>Running separate processes for parallel execution.</w:t>
       </w:r>
     </w:p>
@@ -1186,9 +1114,7 @@
         </w:rPr>
       </w:pPr>
       <w:r>
-        <w:rPr>
-          <w:rFonts w:ascii="Cambria" w:hAnsi="Cambria"/>
-        </w:rPr>
+        <w:rPr/>
         <w:t>Global Interpreter Lock – allows only one thread to execute at a time in CPython.</w:t>
       </w:r>
     </w:p>
@@ -1214,9 +1140,7 @@
         </w:rPr>
       </w:pPr>
       <w:r>
-        <w:rPr>
-          <w:rFonts w:ascii="Cambria" w:hAnsi="Cambria"/>
-        </w:rPr>
+        <w:rPr/>
         <w:t>Isolated Python environment for project dependencies.</w:t>
       </w:r>
     </w:p>
@@ -1242,9 +1166,7 @@
         </w:rPr>
       </w:pPr>
       <w:r>
-        <w:rPr>
-          <w:rFonts w:ascii="Cambria" w:hAnsi="Cambria"/>
-        </w:rPr>
+        <w:rPr/>
         <w:t>Python package installer used to install packages.</w:t>
       </w:r>
     </w:p>
@@ -1270,9 +1192,7 @@
         </w:rPr>
       </w:pPr>
       <w:r>
-        <w:rPr>
-          <w:rFonts w:ascii="Cambria" w:hAnsi="Cambria"/>
-        </w:rPr>
+        <w:rPr/>
         <w:t>Shallow: copies reference. Deep: copies data recursively.</w:t>
       </w:r>
     </w:p>
@@ -1298,9 +1218,7 @@
         </w:rPr>
       </w:pPr>
       <w:r>
-        <w:rPr>
-          <w:rFonts w:ascii="Cambria" w:hAnsi="Cambria"/>
-        </w:rPr>
+        <w:rPr/>
         <w:t>Special methods like __init__, __str__, __len__, used for operator overloading.</w:t>
       </w:r>
     </w:p>
@@ -1326,9 +1244,7 @@
         </w:rPr>
       </w:pPr>
       <w:r>
-        <w:rPr>
-          <w:rFonts w:ascii="Cambria" w:hAnsi="Cambria"/>
-        </w:rPr>
+        <w:rPr/>
         <w:t>Type is determined by behavior rather than inheritance.</w:t>
       </w:r>
     </w:p>
@@ -1354,9 +1270,7 @@
         </w:rPr>
       </w:pPr>
       <w:r>
-        <w:rPr>
-          <w:rFonts w:ascii="Cambria" w:hAnsi="Cambria"/>
-        </w:rPr>
+        <w:rPr/>
         <w:t>Used to run code only when script is executed directly.</w:t>
       </w:r>
     </w:p>
@@ -1382,9 +1296,7 @@
         </w:rPr>
       </w:pPr>
       <w:r>
-        <w:rPr>
-          <w:rFonts w:ascii="Cambria" w:hAnsi="Cambria"/>
-        </w:rPr>
+        <w:rPr/>
         <w:t>Converting objects to byte stream using pickle or json.</w:t>
       </w:r>
     </w:p>
@@ -1411,9 +1323,7 @@
         </w:rPr>
       </w:pPr>
       <w:r>
-        <w:rPr>
-          <w:rFonts w:ascii="Cambria" w:hAnsi="Cambria"/>
-        </w:rPr>
+        <w:rPr/>
         <w:t>Patterns used to match strings. Use re module.</w:t>
       </w:r>
     </w:p>
@@ -1459,6 +1369,7 @@
         </w:tabs>
         <w:ind w:left="1080" w:hanging="360"/>
       </w:pPr>
+      <w:rPr/>
     </w:lvl>
     <w:lvl w:ilvl="2">
       <w:start w:val="1"/>
@@ -1471,6 +1382,7 @@
         </w:tabs>
         <w:ind w:left="1440" w:hanging="360"/>
       </w:pPr>
+      <w:rPr/>
     </w:lvl>
     <w:lvl w:ilvl="3">
       <w:start w:val="1"/>
@@ -1483,6 +1395,7 @@
         </w:tabs>
         <w:ind w:left="1800" w:hanging="360"/>
       </w:pPr>
+      <w:rPr/>
     </w:lvl>
     <w:lvl w:ilvl="4">
       <w:start w:val="1"/>
@@ -1495,6 +1408,7 @@
         </w:tabs>
         <w:ind w:left="2160" w:hanging="360"/>
       </w:pPr>
+      <w:rPr/>
     </w:lvl>
     <w:lvl w:ilvl="5">
       <w:start w:val="1"/>
@@ -1507,6 +1421,7 @@
         </w:tabs>
         <w:ind w:left="2520" w:hanging="360"/>
       </w:pPr>
+      <w:rPr/>
     </w:lvl>
     <w:lvl w:ilvl="6">
       <w:start w:val="1"/>
@@ -1519,6 +1434,7 @@
         </w:tabs>
         <w:ind w:left="2880" w:hanging="360"/>
       </w:pPr>
+      <w:rPr/>
     </w:lvl>
     <w:lvl w:ilvl="7">
       <w:start w:val="1"/>
@@ -1531,6 +1447,7 @@
         </w:tabs>
         <w:ind w:left="3240" w:hanging="360"/>
       </w:pPr>
+      <w:rPr/>
     </w:lvl>
     <w:lvl w:ilvl="8">
       <w:start w:val="1"/>
@@ -1543,6 +1460,7 @@
         </w:tabs>
         <w:ind w:left="3600" w:hanging="360"/>
       </w:pPr>
+      <w:rPr/>
     </w:lvl>
   </w:abstractNum>
   <w:abstractNum w:abstractNumId="2">
@@ -1572,6 +1490,7 @@
         </w:tabs>
         <w:ind w:left="1080" w:hanging="360"/>
       </w:pPr>
+      <w:rPr/>
     </w:lvl>
     <w:lvl w:ilvl="2">
       <w:start w:val="1"/>
@@ -1584,6 +1503,7 @@
         </w:tabs>
         <w:ind w:left="1440" w:hanging="360"/>
       </w:pPr>
+      <w:rPr/>
     </w:lvl>
     <w:lvl w:ilvl="3">
       <w:start w:val="1"/>
@@ -1596,6 +1516,7 @@
         </w:tabs>
         <w:ind w:left="1800" w:hanging="360"/>
       </w:pPr>
+      <w:rPr/>
     </w:lvl>
     <w:lvl w:ilvl="4">
       <w:start w:val="1"/>
@@ -1608,6 +1529,7 @@
         </w:tabs>
         <w:ind w:left="2160" w:hanging="360"/>
       </w:pPr>
+      <w:rPr/>
     </w:lvl>
     <w:lvl w:ilvl="5">
       <w:start w:val="1"/>
@@ -1620,6 +1542,7 @@
         </w:tabs>
         <w:ind w:left="2520" w:hanging="360"/>
       </w:pPr>
+      <w:rPr/>
     </w:lvl>
     <w:lvl w:ilvl="6">
       <w:start w:val="1"/>
@@ -1632,6 +1555,7 @@
         </w:tabs>
         <w:ind w:left="2880" w:hanging="360"/>
       </w:pPr>
+      <w:rPr/>
     </w:lvl>
     <w:lvl w:ilvl="7">
       <w:start w:val="1"/>
@@ -1644,6 +1568,7 @@
         </w:tabs>
         <w:ind w:left="3240" w:hanging="360"/>
       </w:pPr>
+      <w:rPr/>
     </w:lvl>
     <w:lvl w:ilvl="8">
       <w:start w:val="1"/>
@@ -1656,6 +1581,7 @@
         </w:tabs>
         <w:ind w:left="3600" w:hanging="360"/>
       </w:pPr>
+      <w:rPr/>
     </w:lvl>
   </w:abstractNum>
   <w:abstractNum w:abstractNumId="3">
@@ -1685,6 +1611,7 @@
         </w:tabs>
         <w:ind w:left="1080" w:hanging="360"/>
       </w:pPr>
+      <w:rPr/>
     </w:lvl>
     <w:lvl w:ilvl="2">
       <w:start w:val="1"/>
@@ -1697,6 +1624,7 @@
         </w:tabs>
         <w:ind w:left="1440" w:hanging="360"/>
       </w:pPr>
+      <w:rPr/>
     </w:lvl>
     <w:lvl w:ilvl="3">
       <w:start w:val="1"/>
@@ -1709,6 +1637,7 @@
         </w:tabs>
         <w:ind w:left="1800" w:hanging="360"/>
       </w:pPr>
+      <w:rPr/>
     </w:lvl>
     <w:lvl w:ilvl="4">
       <w:start w:val="1"/>
@@ -1721,6 +1650,7 @@
         </w:tabs>
         <w:ind w:left="2160" w:hanging="360"/>
       </w:pPr>
+      <w:rPr/>
     </w:lvl>
     <w:lvl w:ilvl="5">
       <w:start w:val="1"/>
@@ -1733,6 +1663,7 @@
         </w:tabs>
         <w:ind w:left="2520" w:hanging="360"/>
       </w:pPr>
+      <w:rPr/>
     </w:lvl>
     <w:lvl w:ilvl="6">
       <w:start w:val="1"/>
@@ -1745,6 +1676,7 @@
         </w:tabs>
         <w:ind w:left="2880" w:hanging="360"/>
       </w:pPr>
+      <w:rPr/>
     </w:lvl>
     <w:lvl w:ilvl="7">
       <w:start w:val="1"/>
@@ -1757,6 +1689,7 @@
         </w:tabs>
         <w:ind w:left="3240" w:hanging="360"/>
       </w:pPr>
+      <w:rPr/>
     </w:lvl>
     <w:lvl w:ilvl="8">
       <w:start w:val="1"/>
@@ -1769,6 +1702,7 @@
         </w:tabs>
         <w:ind w:left="3600" w:hanging="360"/>
       </w:pPr>
+      <w:rPr/>
     </w:lvl>
   </w:abstractNum>
   <w:abstractNum w:abstractNumId="4">
@@ -1796,6 +1730,7 @@
         </w:tabs>
         <w:ind w:left="1080" w:hanging="360"/>
       </w:pPr>
+      <w:rPr/>
     </w:lvl>
     <w:lvl w:ilvl="2">
       <w:start w:val="1"/>
@@ -1808,6 +1743,7 @@
         </w:tabs>
         <w:ind w:left="1440" w:hanging="360"/>
       </w:pPr>
+      <w:rPr/>
     </w:lvl>
     <w:lvl w:ilvl="3">
       <w:start w:val="1"/>
@@ -1820,6 +1756,7 @@
         </w:tabs>
         <w:ind w:left="1800" w:hanging="360"/>
       </w:pPr>
+      <w:rPr/>
     </w:lvl>
     <w:lvl w:ilvl="4">
       <w:start w:val="1"/>
@@ -1832,6 +1769,7 @@
         </w:tabs>
         <w:ind w:left="2160" w:hanging="360"/>
       </w:pPr>
+      <w:rPr/>
     </w:lvl>
     <w:lvl w:ilvl="5">
       <w:start w:val="1"/>
@@ -1844,6 +1782,7 @@
         </w:tabs>
         <w:ind w:left="2520" w:hanging="360"/>
       </w:pPr>
+      <w:rPr/>
     </w:lvl>
     <w:lvl w:ilvl="6">
       <w:start w:val="1"/>
@@ -1856,6 +1795,7 @@
         </w:tabs>
         <w:ind w:left="2880" w:hanging="360"/>
       </w:pPr>
+      <w:rPr/>
     </w:lvl>
     <w:lvl w:ilvl="7">
       <w:start w:val="1"/>
@@ -1868,6 +1808,7 @@
         </w:tabs>
         <w:ind w:left="3240" w:hanging="360"/>
       </w:pPr>
+      <w:rPr/>
     </w:lvl>
     <w:lvl w:ilvl="8">
       <w:start w:val="1"/>
@@ -1880,6 +1821,7 @@
         </w:tabs>
         <w:ind w:left="3600" w:hanging="360"/>
       </w:pPr>
+      <w:rPr/>
     </w:lvl>
   </w:abstractNum>
   <w:abstractNum w:abstractNumId="5">
@@ -1907,6 +1849,7 @@
         </w:tabs>
         <w:ind w:left="1080" w:hanging="360"/>
       </w:pPr>
+      <w:rPr/>
     </w:lvl>
     <w:lvl w:ilvl="2">
       <w:start w:val="1"/>
@@ -1919,6 +1862,7 @@
         </w:tabs>
         <w:ind w:left="1440" w:hanging="360"/>
       </w:pPr>
+      <w:rPr/>
     </w:lvl>
     <w:lvl w:ilvl="3">
       <w:start w:val="1"/>
@@ -1931,6 +1875,7 @@
         </w:tabs>
         <w:ind w:left="1800" w:hanging="360"/>
       </w:pPr>
+      <w:rPr/>
     </w:lvl>
     <w:lvl w:ilvl="4">
       <w:start w:val="1"/>
@@ -1943,6 +1888,7 @@
         </w:tabs>
         <w:ind w:left="2160" w:hanging="360"/>
       </w:pPr>
+      <w:rPr/>
     </w:lvl>
     <w:lvl w:ilvl="5">
       <w:start w:val="1"/>
@@ -1955,6 +1901,7 @@
         </w:tabs>
         <w:ind w:left="2520" w:hanging="360"/>
       </w:pPr>
+      <w:rPr/>
     </w:lvl>
     <w:lvl w:ilvl="6">
       <w:start w:val="1"/>
@@ -1967,6 +1914,7 @@
         </w:tabs>
         <w:ind w:left="2880" w:hanging="360"/>
       </w:pPr>
+      <w:rPr/>
     </w:lvl>
     <w:lvl w:ilvl="7">
       <w:start w:val="1"/>
@@ -1979,6 +1927,7 @@
         </w:tabs>
         <w:ind w:left="3240" w:hanging="360"/>
       </w:pPr>
+      <w:rPr/>
     </w:lvl>
     <w:lvl w:ilvl="8">
       <w:start w:val="1"/>
@@ -1991,6 +1940,7 @@
         </w:tabs>
         <w:ind w:left="3600" w:hanging="360"/>
       </w:pPr>
+      <w:rPr/>
     </w:lvl>
   </w:abstractNum>
   <w:abstractNum w:abstractNumId="6">
@@ -2018,6 +1968,7 @@
         </w:tabs>
         <w:ind w:left="1080" w:hanging="360"/>
       </w:pPr>
+      <w:rPr/>
     </w:lvl>
     <w:lvl w:ilvl="2">
       <w:start w:val="1"/>
@@ -2030,6 +1981,7 @@
         </w:tabs>
         <w:ind w:left="1440" w:hanging="360"/>
       </w:pPr>
+      <w:rPr/>
     </w:lvl>
     <w:lvl w:ilvl="3">
       <w:start w:val="1"/>
@@ -2042,6 +1994,7 @@
         </w:tabs>
         <w:ind w:left="1800" w:hanging="360"/>
       </w:pPr>
+      <w:rPr/>
     </w:lvl>
     <w:lvl w:ilvl="4">
       <w:start w:val="1"/>
@@ -2054,6 +2007,7 @@
         </w:tabs>
         <w:ind w:left="2160" w:hanging="360"/>
       </w:pPr>
+      <w:rPr/>
     </w:lvl>
     <w:lvl w:ilvl="5">
       <w:start w:val="1"/>
@@ -2066,6 +2020,7 @@
         </w:tabs>
         <w:ind w:left="2520" w:hanging="360"/>
       </w:pPr>
+      <w:rPr/>
     </w:lvl>
     <w:lvl w:ilvl="6">
       <w:start w:val="1"/>
@@ -2078,6 +2033,7 @@
         </w:tabs>
         <w:ind w:left="2880" w:hanging="360"/>
       </w:pPr>
+      <w:rPr/>
     </w:lvl>
     <w:lvl w:ilvl="7">
       <w:start w:val="1"/>
@@ -2090,6 +2046,7 @@
         </w:tabs>
         <w:ind w:left="3240" w:hanging="360"/>
       </w:pPr>
+      <w:rPr/>
     </w:lvl>
     <w:lvl w:ilvl="8">
       <w:start w:val="1"/>
@@ -2102,6 +2059,7 @@
         </w:tabs>
         <w:ind w:left="3600" w:hanging="360"/>
       </w:pPr>
+      <w:rPr/>
     </w:lvl>
   </w:abstractNum>
   <w:abstractNum w:abstractNumId="7">
@@ -2252,7 +2210,7 @@
   <w:docDefaults>
     <w:rPrDefault>
       <w:rPr>
-        <w:rFonts w:ascii="Cambria" w:hAnsi="Cambria" w:eastAsia="ＭＳ 明朝" w:cs="" w:asciiTheme="minorHAnsi" w:cstheme="minorBidi" w:eastAsiaTheme="minorEastAsia" w:hAnsiTheme="minorHAnsi"/>
+        <w:rFonts w:ascii="Cambria" w:hAnsi="Cambria" w:eastAsia="" w:cs="" w:asciiTheme="minorHAnsi" w:cstheme="minorBidi" w:eastAsiaTheme="minorEastAsia" w:hAnsiTheme="minorHAnsi"/>
         <w:sz w:val="22"/>
         <w:szCs w:val="22"/>
         <w:lang w:val="en-US" w:eastAsia="en-US" w:bidi="ar-SA"/>
@@ -2409,12 +2367,13 @@
     <w:rsid w:val="00fc693f"/>
     <w:pPr>
       <w:widowControl/>
+      <w:suppressAutoHyphens w:val="true"/>
       <w:bidi w:val="0"/>
       <w:spacing w:lineRule="auto" w:line="276" w:before="0" w:after="200"/>
       <w:jc w:val="left"/>
     </w:pPr>
     <w:rPr>
-      <w:rFonts w:ascii="Cambria" w:hAnsi="Cambria" w:eastAsia="ＭＳ 明朝" w:cs="" w:asciiTheme="minorHAnsi" w:cstheme="minorBidi" w:eastAsiaTheme="minorEastAsia" w:hAnsiTheme="minorHAnsi"/>
+      <w:rFonts w:ascii="Cambria" w:hAnsi="Cambria" w:eastAsia="" w:cs="" w:asciiTheme="minorHAnsi" w:cstheme="minorBidi" w:eastAsiaTheme="minorEastAsia" w:hAnsiTheme="minorHAnsi"/>
       <w:color w:val="auto"/>
       <w:kern w:val="0"/>
       <w:sz w:val="22"/>
@@ -2437,7 +2396,7 @@
       <w:outlineLvl w:val="0"/>
     </w:pPr>
     <w:rPr>
-      <w:rFonts w:ascii="Calibri" w:hAnsi="Calibri" w:eastAsia="ＭＳ ゴシック" w:cs="" w:asciiTheme="majorHAnsi" w:cstheme="majorBidi" w:eastAsiaTheme="majorEastAsia" w:hAnsiTheme="majorHAnsi"/>
+      <w:rFonts w:ascii="Calibri" w:hAnsi="Calibri" w:eastAsia="" w:cs="" w:asciiTheme="majorHAnsi" w:cstheme="majorBidi" w:eastAsiaTheme="majorEastAsia" w:hAnsiTheme="majorHAnsi"/>
       <w:b/>
       <w:bCs/>
       <w:color w:themeColor="accent1" w:themeShade="bf" w:val="365F91"/>
@@ -2461,7 +2420,7 @@
       <w:outlineLvl w:val="1"/>
     </w:pPr>
     <w:rPr>
-      <w:rFonts w:ascii="Calibri" w:hAnsi="Calibri" w:eastAsia="ＭＳ ゴシック" w:cs="" w:asciiTheme="majorHAnsi" w:cstheme="majorBidi" w:eastAsiaTheme="majorEastAsia" w:hAnsiTheme="majorHAnsi"/>
+      <w:rFonts w:ascii="Calibri" w:hAnsi="Calibri" w:eastAsia="" w:cs="" w:asciiTheme="majorHAnsi" w:cstheme="majorBidi" w:eastAsiaTheme="majorEastAsia" w:hAnsiTheme="majorHAnsi"/>
       <w:b/>
       <w:bCs/>
       <w:color w:themeColor="accent1" w:val="4F81BD"/>
@@ -2485,7 +2444,7 @@
       <w:outlineLvl w:val="2"/>
     </w:pPr>
     <w:rPr>
-      <w:rFonts w:ascii="Calibri" w:hAnsi="Calibri" w:eastAsia="ＭＳ ゴシック" w:cs="" w:asciiTheme="majorHAnsi" w:cstheme="majorBidi" w:eastAsiaTheme="majorEastAsia" w:hAnsiTheme="majorHAnsi"/>
+      <w:rFonts w:ascii="Calibri" w:hAnsi="Calibri" w:eastAsia="" w:cs="" w:asciiTheme="majorHAnsi" w:cstheme="majorBidi" w:eastAsiaTheme="majorEastAsia" w:hAnsiTheme="majorHAnsi"/>
       <w:b/>
       <w:bCs/>
       <w:color w:themeColor="accent1" w:val="4F81BD"/>
@@ -2508,7 +2467,7 @@
       <w:outlineLvl w:val="3"/>
     </w:pPr>
     <w:rPr>
-      <w:rFonts w:ascii="Calibri" w:hAnsi="Calibri" w:eastAsia="ＭＳ ゴシック" w:cs="" w:asciiTheme="majorHAnsi" w:cstheme="majorBidi" w:eastAsiaTheme="majorEastAsia" w:hAnsiTheme="majorHAnsi"/>
+      <w:rFonts w:ascii="Calibri" w:hAnsi="Calibri" w:eastAsia="" w:cs="" w:asciiTheme="majorHAnsi" w:cstheme="majorBidi" w:eastAsiaTheme="majorEastAsia" w:hAnsiTheme="majorHAnsi"/>
       <w:b/>
       <w:bCs/>
       <w:i/>
@@ -2533,7 +2492,7 @@
       <w:outlineLvl w:val="4"/>
     </w:pPr>
     <w:rPr>
-      <w:rFonts w:ascii="Calibri" w:hAnsi="Calibri" w:eastAsia="ＭＳ ゴシック" w:cs="" w:asciiTheme="majorHAnsi" w:cstheme="majorBidi" w:eastAsiaTheme="majorEastAsia" w:hAnsiTheme="majorHAnsi"/>
+      <w:rFonts w:ascii="Calibri" w:hAnsi="Calibri" w:eastAsia="" w:cs="" w:asciiTheme="majorHAnsi" w:cstheme="majorBidi" w:eastAsiaTheme="majorEastAsia" w:hAnsiTheme="majorHAnsi"/>
       <w:color w:themeColor="accent1" w:themeShade="7f" w:val="243F60"/>
     </w:rPr>
   </w:style>
@@ -2554,7 +2513,7 @@
       <w:outlineLvl w:val="5"/>
     </w:pPr>
     <w:rPr>
-      <w:rFonts w:ascii="Calibri" w:hAnsi="Calibri" w:eastAsia="ＭＳ ゴシック" w:cs="" w:asciiTheme="majorHAnsi" w:cstheme="majorBidi" w:eastAsiaTheme="majorEastAsia" w:hAnsiTheme="majorHAnsi"/>
+      <w:rFonts w:ascii="Calibri" w:hAnsi="Calibri" w:eastAsia="" w:cs="" w:asciiTheme="majorHAnsi" w:cstheme="majorBidi" w:eastAsiaTheme="majorEastAsia" w:hAnsiTheme="majorHAnsi"/>
       <w:i/>
       <w:iCs/>
       <w:color w:themeColor="accent1" w:themeShade="7f" w:val="243F60"/>
@@ -2577,7 +2536,7 @@
       <w:outlineLvl w:val="6"/>
     </w:pPr>
     <w:rPr>
-      <w:rFonts w:ascii="Calibri" w:hAnsi="Calibri" w:eastAsia="ＭＳ ゴシック" w:cs="" w:asciiTheme="majorHAnsi" w:cstheme="majorBidi" w:eastAsiaTheme="majorEastAsia" w:hAnsiTheme="majorHAnsi"/>
+      <w:rFonts w:ascii="Calibri" w:hAnsi="Calibri" w:eastAsia="" w:cs="" w:asciiTheme="majorHAnsi" w:cstheme="majorBidi" w:eastAsiaTheme="majorEastAsia" w:hAnsiTheme="majorHAnsi"/>
       <w:i/>
       <w:iCs/>
       <w:color w:themeColor="text1" w:themeTint="bf" w:val="404040"/>
@@ -2600,7 +2559,7 @@
       <w:outlineLvl w:val="7"/>
     </w:pPr>
     <w:rPr>
-      <w:rFonts w:ascii="Calibri" w:hAnsi="Calibri" w:eastAsia="ＭＳ ゴシック" w:cs="" w:asciiTheme="majorHAnsi" w:cstheme="majorBidi" w:eastAsiaTheme="majorEastAsia" w:hAnsiTheme="majorHAnsi"/>
+      <w:rFonts w:ascii="Calibri" w:hAnsi="Calibri" w:eastAsia="" w:cs="" w:asciiTheme="majorHAnsi" w:cstheme="majorBidi" w:eastAsiaTheme="majorEastAsia" w:hAnsiTheme="majorHAnsi"/>
       <w:color w:themeColor="accent1" w:val="4F81BD"/>
       <w:sz w:val="20"/>
       <w:szCs w:val="20"/>
@@ -2623,7 +2582,7 @@
       <w:outlineLvl w:val="8"/>
     </w:pPr>
     <w:rPr>
-      <w:rFonts w:ascii="Calibri" w:hAnsi="Calibri" w:eastAsia="ＭＳ ゴシック" w:cs="" w:asciiTheme="majorHAnsi" w:cstheme="majorBidi" w:eastAsiaTheme="majorEastAsia" w:hAnsiTheme="majorHAnsi"/>
+      <w:rFonts w:ascii="Calibri" w:hAnsi="Calibri" w:eastAsia="" w:cs="" w:asciiTheme="majorHAnsi" w:cstheme="majorBidi" w:eastAsiaTheme="majorEastAsia" w:hAnsiTheme="majorHAnsi"/>
       <w:i/>
       <w:iCs/>
       <w:color w:themeColor="text1" w:themeTint="bf" w:val="404040"/>
@@ -2665,7 +2624,7 @@
     <w:qFormat/>
     <w:rsid w:val="00fc693f"/>
     <w:rPr>
-      <w:rFonts w:ascii="Calibri" w:hAnsi="Calibri" w:eastAsia="ＭＳ ゴシック" w:cs="" w:asciiTheme="majorHAnsi" w:cstheme="majorBidi" w:eastAsiaTheme="majorEastAsia" w:hAnsiTheme="majorHAnsi"/>
+      <w:rFonts w:ascii="Calibri" w:hAnsi="Calibri" w:eastAsia="" w:cs="" w:asciiTheme="majorHAnsi" w:cstheme="majorBidi" w:eastAsiaTheme="majorEastAsia" w:hAnsiTheme="majorHAnsi"/>
       <w:b/>
       <w:bCs/>
       <w:color w:themeColor="accent1" w:themeShade="bf" w:val="365F91"/>
@@ -2681,7 +2640,7 @@
     <w:qFormat/>
     <w:rsid w:val="00fc693f"/>
     <w:rPr>
-      <w:rFonts w:ascii="Calibri" w:hAnsi="Calibri" w:eastAsia="ＭＳ ゴシック" w:cs="" w:asciiTheme="majorHAnsi" w:cstheme="majorBidi" w:eastAsiaTheme="majorEastAsia" w:hAnsiTheme="majorHAnsi"/>
+      <w:rFonts w:ascii="Calibri" w:hAnsi="Calibri" w:eastAsia="" w:cs="" w:asciiTheme="majorHAnsi" w:cstheme="majorBidi" w:eastAsiaTheme="majorEastAsia" w:hAnsiTheme="majorHAnsi"/>
       <w:b/>
       <w:bCs/>
       <w:color w:themeColor="accent1" w:val="4F81BD"/>
@@ -2697,7 +2656,7 @@
     <w:qFormat/>
     <w:rsid w:val="00fc693f"/>
     <w:rPr>
-      <w:rFonts w:ascii="Calibri" w:hAnsi="Calibri" w:eastAsia="ＭＳ ゴシック" w:cs="" w:asciiTheme="majorHAnsi" w:cstheme="majorBidi" w:eastAsiaTheme="majorEastAsia" w:hAnsiTheme="majorHAnsi"/>
+      <w:rFonts w:ascii="Calibri" w:hAnsi="Calibri" w:eastAsia="" w:cs="" w:asciiTheme="majorHAnsi" w:cstheme="majorBidi" w:eastAsiaTheme="majorEastAsia" w:hAnsiTheme="majorHAnsi"/>
       <w:b/>
       <w:bCs/>
       <w:color w:themeColor="accent1" w:val="4F81BD"/>
@@ -2711,7 +2670,7 @@
     <w:qFormat/>
     <w:rsid w:val="00fc693f"/>
     <w:rPr>
-      <w:rFonts w:ascii="Calibri" w:hAnsi="Calibri" w:eastAsia="ＭＳ ゴシック" w:cs="" w:asciiTheme="majorHAnsi" w:cstheme="majorBidi" w:eastAsiaTheme="majorEastAsia" w:hAnsiTheme="majorHAnsi"/>
+      <w:rFonts w:ascii="Calibri" w:hAnsi="Calibri" w:eastAsia="" w:cs="" w:asciiTheme="majorHAnsi" w:cstheme="majorBidi" w:eastAsiaTheme="majorEastAsia" w:hAnsiTheme="majorHAnsi"/>
       <w:color w:themeColor="text2" w:themeShade="bf" w:val="17365D"/>
       <w:spacing w:val="5"/>
       <w:kern w:val="2"/>
@@ -2727,7 +2686,7 @@
     <w:qFormat/>
     <w:rsid w:val="00fc693f"/>
     <w:rPr>
-      <w:rFonts w:ascii="Calibri" w:hAnsi="Calibri" w:eastAsia="ＭＳ ゴシック" w:cs="" w:asciiTheme="majorHAnsi" w:cstheme="majorBidi" w:eastAsiaTheme="majorEastAsia" w:hAnsiTheme="majorHAnsi"/>
+      <w:rFonts w:ascii="Calibri" w:hAnsi="Calibri" w:eastAsia="" w:cs="" w:asciiTheme="majorHAnsi" w:cstheme="majorBidi" w:eastAsiaTheme="majorEastAsia" w:hAnsiTheme="majorHAnsi"/>
       <w:i/>
       <w:iCs/>
       <w:color w:themeColor="accent1" w:val="4F81BD"/>
@@ -2800,7 +2759,7 @@
     <w:qFormat/>
     <w:rsid w:val="00fc693f"/>
     <w:rPr>
-      <w:rFonts w:ascii="Calibri" w:hAnsi="Calibri" w:eastAsia="ＭＳ ゴシック" w:cs="" w:asciiTheme="majorHAnsi" w:cstheme="majorBidi" w:eastAsiaTheme="majorEastAsia" w:hAnsiTheme="majorHAnsi"/>
+      <w:rFonts w:ascii="Calibri" w:hAnsi="Calibri" w:eastAsia="" w:cs="" w:asciiTheme="majorHAnsi" w:cstheme="majorBidi" w:eastAsiaTheme="majorEastAsia" w:hAnsiTheme="majorHAnsi"/>
       <w:b/>
       <w:bCs/>
       <w:i/>
@@ -2817,7 +2776,7 @@
     <w:qFormat/>
     <w:rsid w:val="00fc693f"/>
     <w:rPr>
-      <w:rFonts w:ascii="Calibri" w:hAnsi="Calibri" w:eastAsia="ＭＳ ゴシック" w:cs="" w:asciiTheme="majorHAnsi" w:cstheme="majorBidi" w:eastAsiaTheme="majorEastAsia" w:hAnsiTheme="majorHAnsi"/>
+      <w:rFonts w:ascii="Calibri" w:hAnsi="Calibri" w:eastAsia="" w:cs="" w:asciiTheme="majorHAnsi" w:cstheme="majorBidi" w:eastAsiaTheme="majorEastAsia" w:hAnsiTheme="majorHAnsi"/>
       <w:color w:themeColor="accent1" w:themeShade="7f" w:val="243F60"/>
     </w:rPr>
   </w:style>
@@ -2830,7 +2789,7 @@
     <w:qFormat/>
     <w:rsid w:val="00fc693f"/>
     <w:rPr>
-      <w:rFonts w:ascii="Calibri" w:hAnsi="Calibri" w:eastAsia="ＭＳ ゴシック" w:cs="" w:asciiTheme="majorHAnsi" w:cstheme="majorBidi" w:eastAsiaTheme="majorEastAsia" w:hAnsiTheme="majorHAnsi"/>
+      <w:rFonts w:ascii="Calibri" w:hAnsi="Calibri" w:eastAsia="" w:cs="" w:asciiTheme="majorHAnsi" w:cstheme="majorBidi" w:eastAsiaTheme="majorEastAsia" w:hAnsiTheme="majorHAnsi"/>
       <w:i/>
       <w:iCs/>
       <w:color w:themeColor="accent1" w:themeShade="7f" w:val="243F60"/>
@@ -2845,7 +2804,7 @@
     <w:qFormat/>
     <w:rsid w:val="00fc693f"/>
     <w:rPr>
-      <w:rFonts w:ascii="Calibri" w:hAnsi="Calibri" w:eastAsia="ＭＳ ゴシック" w:cs="" w:asciiTheme="majorHAnsi" w:cstheme="majorBidi" w:eastAsiaTheme="majorEastAsia" w:hAnsiTheme="majorHAnsi"/>
+      <w:rFonts w:ascii="Calibri" w:hAnsi="Calibri" w:eastAsia="" w:cs="" w:asciiTheme="majorHAnsi" w:cstheme="majorBidi" w:eastAsiaTheme="majorEastAsia" w:hAnsiTheme="majorHAnsi"/>
       <w:i/>
       <w:iCs/>
       <w:color w:themeColor="text1" w:themeTint="bf" w:val="404040"/>
@@ -2860,7 +2819,7 @@
     <w:qFormat/>
     <w:rsid w:val="00fc693f"/>
     <w:rPr>
-      <w:rFonts w:ascii="Calibri" w:hAnsi="Calibri" w:eastAsia="ＭＳ ゴシック" w:cs="" w:asciiTheme="majorHAnsi" w:cstheme="majorBidi" w:eastAsiaTheme="majorEastAsia" w:hAnsiTheme="majorHAnsi"/>
+      <w:rFonts w:ascii="Calibri" w:hAnsi="Calibri" w:eastAsia="" w:cs="" w:asciiTheme="majorHAnsi" w:cstheme="majorBidi" w:eastAsiaTheme="majorEastAsia" w:hAnsiTheme="majorHAnsi"/>
       <w:color w:themeColor="accent1" w:val="4F81BD"/>
       <w:sz w:val="20"/>
       <w:szCs w:val="20"/>
@@ -2875,7 +2834,7 @@
     <w:qFormat/>
     <w:rsid w:val="00fc693f"/>
     <w:rPr>
-      <w:rFonts w:ascii="Calibri" w:hAnsi="Calibri" w:eastAsia="ＭＳ ゴシック" w:cs="" w:asciiTheme="majorHAnsi" w:cstheme="majorBidi" w:eastAsiaTheme="majorEastAsia" w:hAnsiTheme="majorHAnsi"/>
+      <w:rFonts w:ascii="Calibri" w:hAnsi="Calibri" w:eastAsia="" w:cs="" w:asciiTheme="majorHAnsi" w:cstheme="majorBidi" w:eastAsiaTheme="majorEastAsia" w:hAnsiTheme="majorHAnsi"/>
       <w:i/>
       <w:iCs/>
       <w:color w:themeColor="text1" w:themeTint="bf" w:val="404040"/>
@@ -3106,12 +3065,13 @@
     <w:rsid w:val="00fc693f"/>
     <w:pPr>
       <w:widowControl/>
+      <w:suppressAutoHyphens w:val="true"/>
       <w:bidi w:val="0"/>
       <w:spacing w:lineRule="auto" w:line="240" w:before="0" w:after="0"/>
       <w:jc w:val="left"/>
     </w:pPr>
     <w:rPr>
-      <w:rFonts w:ascii="Cambria" w:hAnsi="Cambria" w:eastAsia="ＭＳ 明朝" w:cs="" w:asciiTheme="minorHAnsi" w:cstheme="minorBidi" w:eastAsiaTheme="minorEastAsia" w:hAnsiTheme="minorHAnsi"/>
+      <w:rFonts w:ascii="Cambria" w:hAnsi="Cambria" w:eastAsia="" w:cs="" w:asciiTheme="minorHAnsi" w:cstheme="minorBidi" w:eastAsiaTheme="minorEastAsia" w:hAnsiTheme="minorHAnsi"/>
       <w:color w:val="auto"/>
       <w:kern w:val="0"/>
       <w:sz w:val="22"/>
@@ -3135,7 +3095,7 @@
       <w:contextualSpacing/>
     </w:pPr>
     <w:rPr>
-      <w:rFonts w:ascii="Calibri" w:hAnsi="Calibri" w:eastAsia="ＭＳ ゴシック" w:cs="" w:asciiTheme="majorHAnsi" w:cstheme="majorBidi" w:eastAsiaTheme="majorEastAsia" w:hAnsiTheme="majorHAnsi"/>
+      <w:rFonts w:ascii="Calibri" w:hAnsi="Calibri" w:eastAsia="" w:cs="" w:asciiTheme="majorHAnsi" w:cstheme="majorBidi" w:eastAsiaTheme="majorEastAsia" w:hAnsiTheme="majorHAnsi"/>
       <w:color w:themeColor="text2" w:themeShade="bf" w:val="17365D"/>
       <w:spacing w:val="5"/>
       <w:kern w:val="2"/>
@@ -3153,7 +3113,7 @@
     <w:rsid w:val="00fc693f"/>
     <w:pPr/>
     <w:rPr>
-      <w:rFonts w:ascii="Calibri" w:hAnsi="Calibri" w:eastAsia="ＭＳ ゴシック" w:cs="" w:asciiTheme="majorHAnsi" w:cstheme="majorBidi" w:eastAsiaTheme="majorEastAsia" w:hAnsiTheme="majorHAnsi"/>
+      <w:rFonts w:ascii="Calibri" w:hAnsi="Calibri" w:eastAsia="" w:cs="" w:asciiTheme="majorHAnsi" w:cstheme="majorBidi" w:eastAsiaTheme="majorEastAsia" w:hAnsiTheme="majorHAnsi"/>
       <w:i/>
       <w:iCs/>
       <w:color w:themeColor="accent1" w:val="4F81BD"/>
@@ -3386,12 +3346,13 @@
         <w:tab w:val="left" w:pos="3456" w:leader="none"/>
         <w:tab w:val="left" w:pos="4032" w:leader="none"/>
       </w:tabs>
+      <w:suppressAutoHyphens w:val="true"/>
       <w:bidi w:val="0"/>
       <w:spacing w:lineRule="auto" w:line="276" w:before="0" w:after="200"/>
       <w:jc w:val="left"/>
     </w:pPr>
     <w:rPr>
-      <w:rFonts w:ascii="Courier" w:hAnsi="Courier" w:eastAsia="ＭＳ 明朝" w:cs="" w:cstheme="minorBidi" w:eastAsiaTheme="minorEastAsia"/>
+      <w:rFonts w:ascii="Courier" w:hAnsi="Courier" w:eastAsia="" w:cs="" w:cstheme="minorBidi" w:eastAsiaTheme="minorEastAsia"/>
       <w:color w:val="auto"/>
       <w:kern w:val="0"/>
       <w:sz w:val="20"/>
@@ -6589,7 +6550,6 @@
       <w:pPr>
         <w:spacing w:before="0" w:after="0" w:line="240" w:lineRule="auto"/>
       </w:pPr>
-      <w:rPr/>
       <w:tblPr/>
       <w:tcPr>
         <w:tcBorders>
@@ -6735,7 +6695,6 @@
       <w:pPr>
         <w:spacing w:before="0" w:after="0" w:line="240" w:lineRule="auto"/>
       </w:pPr>
-      <w:rPr/>
       <w:tblPr/>
       <w:tcPr>
         <w:tcBorders>
@@ -6881,7 +6840,6 @@
       <w:pPr>
         <w:spacing w:before="0" w:after="0" w:line="240" w:lineRule="auto"/>
       </w:pPr>
-      <w:rPr/>
       <w:tblPr/>
       <w:tcPr>
         <w:tcBorders>
@@ -7027,7 +6985,6 @@
       <w:pPr>
         <w:spacing w:before="0" w:after="0" w:line="240" w:lineRule="auto"/>
       </w:pPr>
-      <w:rPr/>
       <w:tblPr/>
       <w:tcPr>
         <w:tcBorders>
@@ -7173,7 +7130,6 @@
       <w:pPr>
         <w:spacing w:before="0" w:after="0" w:line="240" w:lineRule="auto"/>
       </w:pPr>
-      <w:rPr/>
       <w:tblPr/>
       <w:tcPr>
         <w:tcBorders>
@@ -7319,7 +7275,6 @@
       <w:pPr>
         <w:spacing w:before="0" w:after="0" w:line="240" w:lineRule="auto"/>
       </w:pPr>
-      <w:rPr/>
       <w:tblPr/>
       <w:tcPr>
         <w:tcBorders>
@@ -7465,7 +7420,6 @@
       <w:pPr>
         <w:spacing w:before="0" w:after="0" w:line="240" w:lineRule="auto"/>
       </w:pPr>
-      <w:rPr/>
       <w:tblPr/>
       <w:tcPr>
         <w:tcBorders>
